--- a/flow/20230914_vu_template/drafts/2024-12-u/08-НД-24_ПП-Патапія-г7.docx
+++ b/flow/20230914_vu_template/drafts/2024-12-u/08-НД-24_ПП-Патапія-г7.docx
@@ -111,19 +111,17 @@
       </w:pPr>
       <w:r>
         <w:rPr>
-          <w:rFonts w:ascii="Times New Roman" w:eastAsia="Times New Roman" w:hAnsi="Times New Roman" w:cs="Times New Roman"/>
-          <w:i/>
-          <w:color w:val="FF0000"/>
-          <w:sz w:val="24"/>
-          <w:szCs w:val="24"/>
+          <w:rFonts w:ascii="Times New Roman" w:hAnsi="Times New Roman"/>
+          <w:i/>
+          <w:color w:val="FF0000"/>
+          <w:sz w:val="24"/>
         </w:rPr>
         <w:t>Священник:</w:t>
       </w:r>
       <w:r>
         <w:rPr>
-          <w:rFonts w:ascii="Times New Roman" w:eastAsia="Times New Roman" w:hAnsi="Times New Roman" w:cs="Times New Roman"/>
-          <w:sz w:val="24"/>
-          <w:szCs w:val="24"/>
+          <w:rFonts w:ascii="Times New Roman" w:hAnsi="Times New Roman"/>
+          <w:sz w:val="24"/>
         </w:rPr>
         <w:t xml:space="preserve"> Благословенний Бог наш завжди, нині і повсякчас, і на віки віків.</w:t>
       </w:r>
@@ -364,29 +362,19 @@
       </w:pPr>
       <w:r>
         <w:rPr>
-          <w:rFonts w:ascii="Times New Roman" w:eastAsia="Times New Roman" w:hAnsi="Times New Roman" w:cs="Times New Roman"/>
-          <w:i/>
-          <w:color w:val="FF0000"/>
-          <w:sz w:val="24"/>
-          <w:szCs w:val="24"/>
+          <w:rFonts w:ascii="Times New Roman" w:hAnsi="Times New Roman"/>
+          <w:i/>
+          <w:color w:val="FF0000"/>
+          <w:sz w:val="24"/>
         </w:rPr>
         <w:t>Священник:</w:t>
       </w:r>
       <w:r>
         <w:rPr>
-          <w:rFonts w:ascii="Times New Roman" w:eastAsia="Times New Roman" w:hAnsi="Times New Roman" w:cs="Times New Roman"/>
-          <w:sz w:val="24"/>
-          <w:szCs w:val="24"/>
-        </w:rPr>
-        <w:t xml:space="preserve"> Бо Твоє є царство, і</w:t>
-      </w:r>
-      <w:r>
-        <w:rPr>
-          <w:rFonts w:ascii="Times New Roman" w:eastAsia="Times New Roman" w:hAnsi="Times New Roman" w:cs="Times New Roman"/>
-          <w:sz w:val="24"/>
-          <w:szCs w:val="24"/>
-        </w:rPr>
-        <w:t xml:space="preserve"> сила, і слава, Отця, і Сина, і Святого Духа, нині, і повсякчас, і на віки віків.</w:t>
+          <w:rFonts w:ascii="Times New Roman" w:hAnsi="Times New Roman"/>
+          <w:sz w:val="24"/>
+        </w:rPr>
+        <w:t xml:space="preserve"> Бо Твоє є царство, і сила, і слава, Отця, і Сина, і Святого Духа, нині, і повсякчас, і на віки віків.</w:t>
       </w:r>
     </w:p>
     <w:p>
@@ -2648,29 +2636,19 @@
       </w:pPr>
       <w:r>
         <w:rPr>
-          <w:rFonts w:ascii="Times New Roman" w:eastAsia="Times New Roman" w:hAnsi="Times New Roman" w:cs="Times New Roman"/>
-          <w:i/>
-          <w:color w:val="FF0000"/>
-          <w:sz w:val="24"/>
-          <w:szCs w:val="24"/>
+          <w:rFonts w:ascii="Times New Roman" w:hAnsi="Times New Roman"/>
+          <w:i/>
+          <w:color w:val="FF0000"/>
+          <w:sz w:val="24"/>
         </w:rPr>
         <w:t>Священник:</w:t>
       </w:r>
       <w:r>
         <w:rPr>
-          <w:rFonts w:ascii="Times New Roman" w:eastAsia="Times New Roman" w:hAnsi="Times New Roman" w:cs="Times New Roman"/>
-          <w:sz w:val="24"/>
-          <w:szCs w:val="24"/>
-        </w:rPr>
-        <w:t xml:space="preserve"> Бо Тобі належить усяка слава, ч</w:t>
-      </w:r>
-      <w:r>
-        <w:rPr>
-          <w:rFonts w:ascii="Times New Roman" w:eastAsia="Times New Roman" w:hAnsi="Times New Roman" w:cs="Times New Roman"/>
-          <w:sz w:val="24"/>
-          <w:szCs w:val="24"/>
-        </w:rPr>
-        <w:t>есть і поклоніння, Отцю, і Сину, і Святому Духові, нині, і повсякчас, і на віки віків.</w:t>
+          <w:rFonts w:ascii="Times New Roman" w:hAnsi="Times New Roman"/>
+          <w:sz w:val="24"/>
+        </w:rPr>
+        <w:t xml:space="preserve"> Бо Тобі належить усяка слава, честь і поклоніння, Отцю, і Сину, і Святому Духові, нині, і повсякчас, і на віки віків.</w:t>
       </w:r>
     </w:p>
     <w:p>
@@ -3274,29 +3252,19 @@
       </w:pPr>
       <w:r>
         <w:rPr>
-          <w:rFonts w:ascii="Times New Roman" w:eastAsia="Times New Roman" w:hAnsi="Times New Roman" w:cs="Times New Roman"/>
-          <w:i/>
-          <w:color w:val="FF0000"/>
-          <w:sz w:val="24"/>
-          <w:szCs w:val="24"/>
+          <w:rFonts w:ascii="Times New Roman" w:hAnsi="Times New Roman"/>
+          <w:i/>
+          <w:color w:val="FF0000"/>
+          <w:sz w:val="24"/>
         </w:rPr>
         <w:t>Священник:</w:t>
       </w:r>
       <w:r>
         <w:rPr>
-          <w:rFonts w:ascii="Times New Roman" w:eastAsia="Times New Roman" w:hAnsi="Times New Roman" w:cs="Times New Roman"/>
-          <w:sz w:val="24"/>
-          <w:szCs w:val="24"/>
-        </w:rPr>
-        <w:t xml:space="preserve"> Бо Твоя є влада і Твоє є царство, і сила, і слава, Отця, і Сина, і Святого Духа, нині, і повс</w:t>
-      </w:r>
-      <w:r>
-        <w:rPr>
-          <w:rFonts w:ascii="Times New Roman" w:eastAsia="Times New Roman" w:hAnsi="Times New Roman" w:cs="Times New Roman"/>
-          <w:sz w:val="24"/>
-          <w:szCs w:val="24"/>
-        </w:rPr>
-        <w:t>якчас, і на віки віків.</w:t>
+          <w:rFonts w:ascii="Times New Roman" w:hAnsi="Times New Roman"/>
+          <w:sz w:val="24"/>
+        </w:rPr>
+        <w:t xml:space="preserve"> Бо Твоя є влада і Твоє є царство, і сила, і слава, Отця, і Сина, і Святого Духа, нині, і повсякчас, і на віки віків.</w:t>
       </w:r>
     </w:p>
     <w:p>
@@ -5493,19 +5461,17 @@
       </w:pPr>
       <w:r>
         <w:rPr>
-          <w:rFonts w:ascii="Times New Roman" w:eastAsia="Times New Roman" w:hAnsi="Times New Roman" w:cs="Times New Roman"/>
-          <w:i/>
-          <w:color w:val="FF0000"/>
-          <w:sz w:val="24"/>
-          <w:szCs w:val="24"/>
+          <w:rFonts w:ascii="Times New Roman" w:hAnsi="Times New Roman"/>
+          <w:i/>
+          <w:color w:val="FF0000"/>
+          <w:sz w:val="24"/>
         </w:rPr>
         <w:t>Священник:</w:t>
       </w:r>
       <w:r>
         <w:rPr>
-          <w:rFonts w:ascii="Times New Roman" w:eastAsia="Times New Roman" w:hAnsi="Times New Roman" w:cs="Times New Roman"/>
-          <w:sz w:val="24"/>
-          <w:szCs w:val="24"/>
+          <w:rFonts w:ascii="Times New Roman" w:hAnsi="Times New Roman"/>
+          <w:sz w:val="24"/>
         </w:rPr>
         <w:t xml:space="preserve"> Мир всім.</w:t>
       </w:r>
@@ -6214,23 +6180,19 @@
       </w:pPr>
       <w:r>
         <w:rPr>
-          <w:rFonts w:ascii="Times New Roman" w:eastAsia="Times New Roman" w:hAnsi="Times New Roman" w:cs="Times New Roman"/>
-          <w:i/>
-          <w:color w:val="FF4400"/>
-          <w:sz w:val="24"/>
-          <w:szCs w:val="24"/>
-          <w:lang w:val="uk-UA"/>
-        </w:rPr>
-        <w:t xml:space="preserve">Священник: </w:t>
-      </w:r>
-      <w:r>
-        <w:rPr>
-          <w:rFonts w:ascii="Times New Roman" w:eastAsia="Times New Roman" w:hAnsi="Times New Roman" w:cs="Times New Roman"/>
-          <w:sz w:val="24"/>
-          <w:szCs w:val="24"/>
-          <w:lang w:val="uk-UA"/>
-        </w:rPr>
-        <w:t>Бо милостивий і людинолюбний Бог єси, і Тобі славу возсилаємо, Отцю, і Сину, і Святому Духові, нині, і повсякчас, і на віки віків.</w:t>
+          <w:rFonts w:ascii="Times New Roman" w:hAnsi="Times New Roman"/>
+          <w:i/>
+          <w:color w:val="FF0000"/>
+          <w:sz w:val="24"/>
+        </w:rPr>
+        <w:t>Священник:</w:t>
+      </w:r>
+      <w:r>
+        <w:rPr>
+          <w:rFonts w:ascii="Times New Roman" w:hAnsi="Times New Roman"/>
+          <w:sz w:val="24"/>
+        </w:rPr>
+        <w:t xml:space="preserve"> Бо милостивий і людинолюбний Бог єси, і Тобі славу возсилаємо, Отцю, і Сину, і Святому Духові, нині, і повсякчас, і на віки віків.</w:t>
       </w:r>
     </w:p>
     <w:p>
@@ -7059,19 +7021,17 @@
       </w:pPr>
       <w:r>
         <w:rPr>
-          <w:rFonts w:ascii="Times New Roman" w:eastAsia="Times New Roman" w:hAnsi="Times New Roman" w:cs="Times New Roman"/>
-          <w:i/>
-          <w:color w:val="FF0000"/>
-          <w:sz w:val="24"/>
-          <w:szCs w:val="24"/>
+          <w:rFonts w:ascii="Times New Roman" w:hAnsi="Times New Roman"/>
+          <w:i/>
+          <w:color w:val="FF0000"/>
+          <w:sz w:val="24"/>
         </w:rPr>
         <w:t>Священник:</w:t>
       </w:r>
       <w:r>
         <w:rPr>
-          <w:rFonts w:ascii="Times New Roman" w:eastAsia="Times New Roman" w:hAnsi="Times New Roman" w:cs="Times New Roman"/>
-          <w:sz w:val="24"/>
-          <w:szCs w:val="24"/>
+          <w:rFonts w:ascii="Times New Roman" w:hAnsi="Times New Roman"/>
+          <w:sz w:val="24"/>
         </w:rPr>
         <w:t xml:space="preserve"> Бо Ти – Бог милости, ласк і людинолюбности, і Тобі славу возсилаємо, Отцю, і Сину, і Святому Духові, нині, і повсякчас, і на віки віків.</w:t>
       </w:r>
@@ -7126,19 +7086,17 @@
       </w:pPr>
       <w:r>
         <w:rPr>
-          <w:rFonts w:ascii="Times New Roman" w:eastAsia="Times New Roman" w:hAnsi="Times New Roman" w:cs="Times New Roman"/>
-          <w:i/>
-          <w:color w:val="FF0000"/>
-          <w:sz w:val="24"/>
-          <w:szCs w:val="24"/>
+          <w:rFonts w:ascii="Times New Roman" w:hAnsi="Times New Roman"/>
+          <w:i/>
+          <w:color w:val="FF0000"/>
+          <w:sz w:val="24"/>
         </w:rPr>
         <w:t>Священник:</w:t>
       </w:r>
       <w:r>
         <w:rPr>
-          <w:rFonts w:ascii="Times New Roman" w:eastAsia="Times New Roman" w:hAnsi="Times New Roman" w:cs="Times New Roman"/>
-          <w:sz w:val="24"/>
-          <w:szCs w:val="24"/>
+          <w:rFonts w:ascii="Times New Roman" w:hAnsi="Times New Roman"/>
+          <w:sz w:val="24"/>
         </w:rPr>
         <w:t xml:space="preserve"> Мир всім.</w:t>
       </w:r>
@@ -7296,29 +7254,17 @@
       </w:pPr>
       <w:r>
         <w:rPr>
-          <w:rFonts w:ascii="Times New Roman" w:eastAsia="Times New Roman" w:hAnsi="Times New Roman" w:cs="Times New Roman"/>
-          <w:i/>
-          <w:color w:val="FF0000"/>
-          <w:sz w:val="24"/>
-          <w:szCs w:val="24"/>
-        </w:rPr>
-        <w:t>Священни</w:t>
-      </w:r>
-      <w:r>
-        <w:rPr>
-          <w:rFonts w:ascii="Times New Roman" w:eastAsia="Times New Roman" w:hAnsi="Times New Roman" w:cs="Times New Roman"/>
-          <w:i/>
-          <w:color w:val="FF0000"/>
-          <w:sz w:val="24"/>
-          <w:szCs w:val="24"/>
-        </w:rPr>
-        <w:t>к:</w:t>
-      </w:r>
-      <w:r>
-        <w:rPr>
-          <w:rFonts w:ascii="Times New Roman" w:eastAsia="Times New Roman" w:hAnsi="Times New Roman" w:cs="Times New Roman"/>
-          <w:sz w:val="24"/>
-          <w:szCs w:val="24"/>
+          <w:rFonts w:ascii="Times New Roman" w:hAnsi="Times New Roman"/>
+          <w:i/>
+          <w:color w:val="FF0000"/>
+          <w:sz w:val="24"/>
+        </w:rPr>
+        <w:t>Священник:</w:t>
+      </w:r>
+      <w:r>
+        <w:rPr>
+          <w:rFonts w:ascii="Times New Roman" w:hAnsi="Times New Roman"/>
+          <w:sz w:val="24"/>
         </w:rPr>
         <w:t xml:space="preserve"> Нехай буде влада царства Твого благословенна і дуже прославлена: Отця, і Сина, і Святого Духа, нині і повсякчас, і на віки віків.</w:t>
       </w:r>
@@ -7910,29 +7856,19 @@
       </w:pPr>
       <w:r>
         <w:rPr>
-          <w:rFonts w:ascii="Times New Roman" w:eastAsia="Times New Roman" w:hAnsi="Times New Roman" w:cs="Times New Roman"/>
-          <w:i/>
-          <w:color w:val="FF0000"/>
-          <w:sz w:val="24"/>
-          <w:szCs w:val="24"/>
+          <w:rFonts w:ascii="Times New Roman" w:hAnsi="Times New Roman"/>
+          <w:i/>
+          <w:color w:val="FF0000"/>
+          <w:sz w:val="24"/>
         </w:rPr>
         <w:t>Священник:</w:t>
       </w:r>
       <w:r>
         <w:rPr>
-          <w:rFonts w:ascii="Times New Roman" w:eastAsia="Times New Roman" w:hAnsi="Times New Roman" w:cs="Times New Roman"/>
-          <w:sz w:val="24"/>
-          <w:szCs w:val="24"/>
-        </w:rPr>
-        <w:t xml:space="preserve"> Бо Твоє є царство, і сила, і слава, Отця, і Сина, і Святого Духа, нині, і повсякч</w:t>
-      </w:r>
-      <w:r>
-        <w:rPr>
-          <w:rFonts w:ascii="Times New Roman" w:eastAsia="Times New Roman" w:hAnsi="Times New Roman" w:cs="Times New Roman"/>
-          <w:sz w:val="24"/>
-          <w:szCs w:val="24"/>
-        </w:rPr>
-        <w:t>ас, і на віки віків.</w:t>
+          <w:rFonts w:ascii="Times New Roman" w:hAnsi="Times New Roman"/>
+          <w:sz w:val="24"/>
+        </w:rPr>
+        <w:t xml:space="preserve"> Бо Твоє є царство, і сила, і слава, Отця, і Сина, і Святого Духа, нині, і повсякчас, і на віки віків.</w:t>
       </w:r>
     </w:p>
     <w:p>
@@ -8219,19 +8155,17 @@
       </w:pPr>
       <w:r>
         <w:rPr>
-          <w:rFonts w:ascii="Times New Roman" w:eastAsia="Times New Roman" w:hAnsi="Times New Roman" w:cs="Times New Roman"/>
-          <w:i/>
-          <w:color w:val="FF0000"/>
-          <w:sz w:val="24"/>
-          <w:szCs w:val="24"/>
+          <w:rFonts w:ascii="Times New Roman" w:hAnsi="Times New Roman"/>
+          <w:i/>
+          <w:color w:val="FF0000"/>
+          <w:sz w:val="24"/>
         </w:rPr>
         <w:t>Священник:</w:t>
       </w:r>
       <w:r>
         <w:rPr>
-          <w:rFonts w:ascii="Times New Roman" w:eastAsia="Times New Roman" w:hAnsi="Times New Roman" w:cs="Times New Roman"/>
-          <w:sz w:val="24"/>
-          <w:szCs w:val="24"/>
+          <w:rFonts w:ascii="Times New Roman" w:hAnsi="Times New Roman"/>
+          <w:sz w:val="24"/>
         </w:rPr>
         <w:t xml:space="preserve"> Благослове́нний Христо́с Бог наш, за́вжди, ни́ні, і повсякча́с, і на ві́ки вікі́в.</w:t>
       </w:r>
@@ -8284,19 +8218,17 @@
       </w:pPr>
       <w:r>
         <w:rPr>
-          <w:rFonts w:ascii="Times New Roman" w:eastAsia="Times New Roman" w:hAnsi="Times New Roman" w:cs="Times New Roman"/>
-          <w:i/>
-          <w:color w:val="FF0000"/>
-          <w:sz w:val="24"/>
-          <w:szCs w:val="24"/>
+          <w:rFonts w:ascii="Times New Roman" w:hAnsi="Times New Roman"/>
+          <w:i/>
+          <w:color w:val="FF0000"/>
+          <w:sz w:val="24"/>
         </w:rPr>
         <w:t>Священник:</w:t>
       </w:r>
       <w:r>
         <w:rPr>
-          <w:rFonts w:ascii="Times New Roman" w:eastAsia="Times New Roman" w:hAnsi="Times New Roman" w:cs="Times New Roman"/>
-          <w:sz w:val="24"/>
-          <w:szCs w:val="24"/>
+          <w:rFonts w:ascii="Times New Roman" w:hAnsi="Times New Roman"/>
+          <w:sz w:val="24"/>
         </w:rPr>
         <w:t xml:space="preserve"> Пресвята́ Богоро́дице, спаси́ нас.</w:t>
       </w:r>
@@ -8357,19 +8289,17 @@
       </w:pPr>
       <w:r>
         <w:rPr>
-          <w:rFonts w:ascii="Times New Roman" w:eastAsia="Times New Roman" w:hAnsi="Times New Roman" w:cs="Times New Roman"/>
-          <w:i/>
-          <w:color w:val="FF0000"/>
-          <w:sz w:val="24"/>
-          <w:szCs w:val="24"/>
+          <w:rFonts w:ascii="Times New Roman" w:hAnsi="Times New Roman"/>
+          <w:i/>
+          <w:color w:val="FF0000"/>
+          <w:sz w:val="24"/>
         </w:rPr>
         <w:t>Священник:</w:t>
       </w:r>
       <w:r>
         <w:rPr>
-          <w:rFonts w:ascii="Times New Roman" w:eastAsia="Times New Roman" w:hAnsi="Times New Roman" w:cs="Times New Roman"/>
-          <w:sz w:val="24"/>
-          <w:szCs w:val="24"/>
+          <w:rFonts w:ascii="Times New Roman" w:hAnsi="Times New Roman"/>
+          <w:sz w:val="24"/>
         </w:rPr>
         <w:t xml:space="preserve"> Сла́ва Тобі́, Хри́сте Бо́же, упова́ння на́ше, сла́ва Тобі́!</w:t>
       </w:r>
@@ -8439,56 +8369,39 @@
     </w:p>
     <w:p>
       <w:pPr>
-        <w:spacing w:after="120" w:line="240" w:lineRule="auto"/>
-        <w:rPr>
-          <w:rFonts w:ascii="Times New Roman" w:eastAsia="Times New Roman" w:hAnsi="Times New Roman" w:cs="Times New Roman"/>
-          <w:sz w:val="24"/>
-          <w:szCs w:val="24"/>
-        </w:rPr>
-      </w:pPr>
-      <w:r>
-        <w:rPr>
-          <w:rFonts w:ascii="Times New Roman" w:eastAsia="Times New Roman" w:hAnsi="Times New Roman" w:cs="Times New Roman"/>
-          <w:i/>
-          <w:color w:val="FF0000"/>
-          <w:sz w:val="24"/>
-          <w:szCs w:val="24"/>
+        <w:spacing w:after="120"/>
+      </w:pPr>
+      <w:r>
+        <w:rPr>
+          <w:rFonts w:ascii="Times New Roman" w:hAnsi="Times New Roman"/>
+          <w:i/>
+          <w:color w:val="FF0000"/>
+          <w:sz w:val="24"/>
         </w:rPr>
         <w:t>Священник:</w:t>
       </w:r>
       <w:r>
         <w:rPr>
-          <w:rFonts w:ascii="Times New Roman" w:eastAsia="Times New Roman" w:hAnsi="Times New Roman" w:cs="Times New Roman"/>
-          <w:sz w:val="24"/>
-          <w:szCs w:val="24"/>
+          <w:rFonts w:ascii="Times New Roman" w:hAnsi="Times New Roman"/>
+          <w:sz w:val="24"/>
         </w:rPr>
         <w:t xml:space="preserve"> Христос, що воскрес із мертвих, істинний Бог наш - молитвами пречистої Своєї Матері, святих славних і всехвальних апостолів, і святого, </w:t>
       </w:r>
       <w:r>
         <w:rPr>
-          <w:rFonts w:ascii="Times New Roman" w:eastAsia="Times New Roman" w:hAnsi="Times New Roman" w:cs="Times New Roman"/>
-          <w:i/>
-          <w:color w:val="FF0000"/>
-          <w:sz w:val="24"/>
-          <w:szCs w:val="24"/>
+          <w:rFonts w:ascii="Times New Roman" w:hAnsi="Times New Roman"/>
+          <w:i/>
+          <w:color w:val="FF0000"/>
+          <w:sz w:val="24"/>
         </w:rPr>
         <w:t>якого є храм</w:t>
       </w:r>
       <w:r>
         <w:rPr>
-          <w:rFonts w:ascii="Times New Roman" w:eastAsia="Times New Roman" w:hAnsi="Times New Roman" w:cs="Times New Roman"/>
-          <w:sz w:val="24"/>
-          <w:szCs w:val="24"/>
-        </w:rPr>
-        <w:t xml:space="preserve">, і преподобного отця нашого Патапія, і </w:t>
-      </w:r>
-      <w:r>
-        <w:rPr>
-          <w:rFonts w:ascii="Times New Roman" w:eastAsia="Times New Roman" w:hAnsi="Times New Roman" w:cs="Times New Roman"/>
-          <w:sz w:val="24"/>
-          <w:szCs w:val="24"/>
-        </w:rPr>
-        <w:t>всіх святих - помилує і спасе нас як благий і людинолюбний.</w:t>
+          <w:rFonts w:ascii="Times New Roman" w:hAnsi="Times New Roman"/>
+          <w:sz w:val="24"/>
+        </w:rPr>
+        <w:t>, і преподобного отця нашого Патапія, і всіх святих - помилує і спасе нас як благий і людинолюбний.</w:t>
       </w:r>
     </w:p>
     <w:p>
@@ -8652,29 +8565,17 @@
       </w:pPr>
       <w:r>
         <w:rPr>
-          <w:rFonts w:ascii="Times New Roman" w:eastAsia="Times New Roman" w:hAnsi="Times New Roman" w:cs="Times New Roman"/>
-          <w:i/>
-          <w:color w:val="FF0000"/>
-          <w:sz w:val="24"/>
-          <w:szCs w:val="24"/>
-        </w:rPr>
-        <w:t>Священник</w:t>
-      </w:r>
-      <w:r>
-        <w:rPr>
-          <w:rFonts w:ascii="Times New Roman" w:eastAsia="Times New Roman" w:hAnsi="Times New Roman" w:cs="Times New Roman"/>
-          <w:i/>
-          <w:color w:val="FF0000"/>
-          <w:sz w:val="24"/>
-          <w:szCs w:val="24"/>
-        </w:rPr>
-        <w:t>:</w:t>
-      </w:r>
-      <w:r>
-        <w:rPr>
-          <w:rFonts w:ascii="Times New Roman" w:eastAsia="Times New Roman" w:hAnsi="Times New Roman" w:cs="Times New Roman"/>
-          <w:sz w:val="24"/>
-          <w:szCs w:val="24"/>
+          <w:rFonts w:ascii="Times New Roman" w:hAnsi="Times New Roman"/>
+          <w:i/>
+          <w:color w:val="FF0000"/>
+          <w:sz w:val="24"/>
+        </w:rPr>
+        <w:t>Священник:</w:t>
+      </w:r>
+      <w:r>
+        <w:rPr>
+          <w:rFonts w:ascii="Times New Roman" w:hAnsi="Times New Roman"/>
+          <w:sz w:val="24"/>
         </w:rPr>
         <w:t xml:space="preserve"> Слава святій, одноістотній, животворчій і нероздільній Тройці, завжди, нині і повсякчас, і на віки віків.</w:t>
       </w:r>
@@ -12849,29 +12750,19 @@
       </w:pPr>
       <w:r>
         <w:rPr>
-          <w:rFonts w:ascii="Times New Roman" w:eastAsia="Times New Roman" w:hAnsi="Times New Roman" w:cs="Times New Roman"/>
-          <w:i/>
-          <w:color w:val="FF0000"/>
-          <w:sz w:val="24"/>
-          <w:szCs w:val="24"/>
+          <w:rFonts w:ascii="Times New Roman" w:hAnsi="Times New Roman"/>
+          <w:i/>
+          <w:color w:val="FF0000"/>
+          <w:sz w:val="24"/>
         </w:rPr>
         <w:t>Священник:</w:t>
       </w:r>
       <w:r>
         <w:rPr>
-          <w:rFonts w:ascii="Times New Roman" w:eastAsia="Times New Roman" w:hAnsi="Times New Roman" w:cs="Times New Roman"/>
-          <w:sz w:val="24"/>
-          <w:szCs w:val="24"/>
-        </w:rPr>
-        <w:t xml:space="preserve"> Бо Тобі належить усяка слава, честь і поклоніння, Отцю, і Сину, і Святому Духові, нині, і повся</w:t>
-      </w:r>
-      <w:r>
-        <w:rPr>
-          <w:rFonts w:ascii="Times New Roman" w:eastAsia="Times New Roman" w:hAnsi="Times New Roman" w:cs="Times New Roman"/>
-          <w:sz w:val="24"/>
-          <w:szCs w:val="24"/>
-        </w:rPr>
-        <w:t>кчас, і на віки віків.</w:t>
+          <w:rFonts w:ascii="Times New Roman" w:hAnsi="Times New Roman"/>
+          <w:sz w:val="24"/>
+        </w:rPr>
+        <w:t xml:space="preserve"> Бо Тобі належить усяка слава, честь і поклоніння, Отцю, і Сину, і Святому Духові, нині, і повсякчас, і на віки віків.</w:t>
       </w:r>
     </w:p>
     <w:p>
@@ -13547,19 +13438,17 @@
       </w:pPr>
       <w:r>
         <w:rPr>
-          <w:rFonts w:ascii="Times New Roman" w:eastAsia="Times New Roman" w:hAnsi="Times New Roman" w:cs="Times New Roman"/>
-          <w:i/>
-          <w:color w:val="FF0000"/>
-          <w:sz w:val="24"/>
-          <w:szCs w:val="24"/>
+          <w:rFonts w:ascii="Times New Roman" w:hAnsi="Times New Roman"/>
+          <w:i/>
+          <w:color w:val="FF0000"/>
+          <w:sz w:val="24"/>
         </w:rPr>
         <w:t>Священник:</w:t>
       </w:r>
       <w:r>
         <w:rPr>
-          <w:rFonts w:ascii="Times New Roman" w:eastAsia="Times New Roman" w:hAnsi="Times New Roman" w:cs="Times New Roman"/>
-          <w:sz w:val="24"/>
-          <w:szCs w:val="24"/>
+          <w:rFonts w:ascii="Times New Roman" w:hAnsi="Times New Roman"/>
+          <w:sz w:val="24"/>
         </w:rPr>
         <w:t xml:space="preserve"> Бо Твоя є влада і Твоє є царство, і сила, і слава, Отця, і Сина, і Святого Духа, нині, і повсякчас, і на віки віків.</w:t>
       </w:r>
@@ -13923,19 +13812,17 @@
       </w:pPr>
       <w:r>
         <w:rPr>
-          <w:rFonts w:ascii="Times New Roman" w:eastAsia="Times New Roman" w:hAnsi="Times New Roman" w:cs="Times New Roman"/>
-          <w:i/>
-          <w:color w:val="FF0000"/>
-          <w:sz w:val="24"/>
-          <w:szCs w:val="24"/>
+          <w:rFonts w:ascii="Times New Roman" w:hAnsi="Times New Roman"/>
+          <w:i/>
+          <w:color w:val="FF0000"/>
+          <w:sz w:val="24"/>
         </w:rPr>
         <w:t>Священник:</w:t>
       </w:r>
       <w:r>
         <w:rPr>
-          <w:rFonts w:ascii="Times New Roman" w:eastAsia="Times New Roman" w:hAnsi="Times New Roman" w:cs="Times New Roman"/>
-          <w:sz w:val="24"/>
-          <w:szCs w:val="24"/>
+          <w:rFonts w:ascii="Times New Roman" w:hAnsi="Times New Roman"/>
+          <w:sz w:val="24"/>
         </w:rPr>
         <w:t xml:space="preserve"> Бо Ти благий і людинолюбний Бог – і Тобі славу возсилаємо, Отцю, і Сину, і Святому Духові, нині, і повсякчас, і на віки віків.</w:t>
       </w:r>
@@ -15079,29 +14966,19 @@
       </w:pPr>
       <w:r>
         <w:rPr>
-          <w:rFonts w:ascii="Times New Roman" w:eastAsia="Times New Roman" w:hAnsi="Times New Roman" w:cs="Times New Roman"/>
-          <w:i/>
-          <w:color w:val="FF0000"/>
-          <w:sz w:val="24"/>
-          <w:szCs w:val="24"/>
+          <w:rFonts w:ascii="Times New Roman" w:hAnsi="Times New Roman"/>
+          <w:i/>
+          <w:color w:val="FF0000"/>
+          <w:sz w:val="24"/>
         </w:rPr>
         <w:t>Священник:</w:t>
       </w:r>
       <w:r>
         <w:rPr>
-          <w:rFonts w:ascii="Times New Roman" w:eastAsia="Times New Roman" w:hAnsi="Times New Roman" w:cs="Times New Roman"/>
-          <w:sz w:val="24"/>
-          <w:szCs w:val="24"/>
-        </w:rPr>
-        <w:t xml:space="preserve"> Бо благословилося ім'я Твоє і прославилося царство Твоє, Отця, і Сина, і Святого Духа, н</w:t>
-      </w:r>
-      <w:r>
-        <w:rPr>
-          <w:rFonts w:ascii="Times New Roman" w:eastAsia="Times New Roman" w:hAnsi="Times New Roman" w:cs="Times New Roman"/>
-          <w:sz w:val="24"/>
-          <w:szCs w:val="24"/>
-        </w:rPr>
-        <w:t>ині і повсякчас, і на віки віків.</w:t>
+          <w:rFonts w:ascii="Times New Roman" w:hAnsi="Times New Roman"/>
+          <w:sz w:val="24"/>
+        </w:rPr>
+        <w:t xml:space="preserve"> Бо благословилося ім'я Твоє і прославилося царство Твоє, Отця, і Сина, і Святого Духа, нині і повсякчас, і на віки віків.</w:t>
       </w:r>
     </w:p>
     <w:p>
@@ -15588,19 +15465,17 @@
       </w:pPr>
       <w:r>
         <w:rPr>
-          <w:rFonts w:ascii="Times New Roman" w:eastAsia="Times New Roman" w:hAnsi="Times New Roman" w:cs="Times New Roman"/>
-          <w:i/>
-          <w:color w:val="FF0000"/>
-          <w:sz w:val="24"/>
-          <w:szCs w:val="24"/>
+          <w:rFonts w:ascii="Times New Roman" w:hAnsi="Times New Roman"/>
+          <w:i/>
+          <w:color w:val="FF0000"/>
+          <w:sz w:val="24"/>
         </w:rPr>
         <w:t>Священник:</w:t>
       </w:r>
       <w:r>
         <w:rPr>
-          <w:rFonts w:ascii="Times New Roman" w:eastAsia="Times New Roman" w:hAnsi="Times New Roman" w:cs="Times New Roman"/>
-          <w:sz w:val="24"/>
-          <w:szCs w:val="24"/>
+          <w:rFonts w:ascii="Times New Roman" w:hAnsi="Times New Roman"/>
+          <w:sz w:val="24"/>
         </w:rPr>
         <w:t xml:space="preserve"> Мир всім.</w:t>
       </w:r>
@@ -15855,19 +15730,17 @@
       </w:pPr>
       <w:r>
         <w:rPr>
-          <w:rFonts w:ascii="Times New Roman" w:eastAsia="Times New Roman" w:hAnsi="Times New Roman" w:cs="Times New Roman"/>
-          <w:i/>
-          <w:color w:val="FF0000"/>
-          <w:sz w:val="24"/>
-          <w:szCs w:val="24"/>
+          <w:rFonts w:ascii="Times New Roman" w:hAnsi="Times New Roman"/>
+          <w:i/>
+          <w:color w:val="FF0000"/>
+          <w:sz w:val="24"/>
         </w:rPr>
         <w:t>Священник:</w:t>
       </w:r>
       <w:r>
         <w:rPr>
-          <w:rFonts w:ascii="Times New Roman" w:eastAsia="Times New Roman" w:hAnsi="Times New Roman" w:cs="Times New Roman"/>
-          <w:sz w:val="24"/>
-          <w:szCs w:val="24"/>
+          <w:rFonts w:ascii="Times New Roman" w:hAnsi="Times New Roman"/>
+          <w:sz w:val="24"/>
         </w:rPr>
         <w:t xml:space="preserve"> Бо Ти святий єси, Боже наш, і в святині перебуваєш, і ми Тобі славу возсилаємо: Отцю, і Сину, і Святому Духові, нині і повсякчас, і на віки віків.</w:t>
       </w:r>
@@ -16155,19 +16028,17 @@
       </w:pPr>
       <w:r>
         <w:rPr>
-          <w:rFonts w:ascii="Times New Roman" w:eastAsia="Times New Roman" w:hAnsi="Times New Roman" w:cs="Times New Roman"/>
-          <w:i/>
-          <w:color w:val="FF0000"/>
-          <w:sz w:val="24"/>
-          <w:szCs w:val="24"/>
+          <w:rFonts w:ascii="Times New Roman" w:hAnsi="Times New Roman"/>
+          <w:i/>
+          <w:color w:val="FF0000"/>
+          <w:sz w:val="24"/>
         </w:rPr>
         <w:t>Священник:</w:t>
       </w:r>
       <w:r>
         <w:rPr>
-          <w:rFonts w:ascii="Times New Roman" w:eastAsia="Times New Roman" w:hAnsi="Times New Roman" w:cs="Times New Roman"/>
-          <w:sz w:val="24"/>
-          <w:szCs w:val="24"/>
+          <w:rFonts w:ascii="Times New Roman" w:hAnsi="Times New Roman"/>
+          <w:sz w:val="24"/>
         </w:rPr>
         <w:t xml:space="preserve"> Мир всім!</w:t>
       </w:r>
@@ -16213,19 +16084,17 @@
       </w:pPr>
       <w:r>
         <w:rPr>
-          <w:rFonts w:ascii="Times New Roman" w:eastAsia="Times New Roman" w:hAnsi="Times New Roman" w:cs="Times New Roman"/>
-          <w:i/>
-          <w:color w:val="FF0000"/>
-          <w:sz w:val="24"/>
-          <w:szCs w:val="24"/>
+          <w:rFonts w:ascii="Times New Roman" w:hAnsi="Times New Roman"/>
+          <w:i/>
+          <w:color w:val="FF0000"/>
+          <w:sz w:val="24"/>
         </w:rPr>
         <w:t>Священник:</w:t>
       </w:r>
       <w:r>
         <w:rPr>
-          <w:rFonts w:ascii="Times New Roman" w:eastAsia="Times New Roman" w:hAnsi="Times New Roman" w:cs="Times New Roman"/>
-          <w:sz w:val="24"/>
-          <w:szCs w:val="24"/>
+          <w:rFonts w:ascii="Times New Roman" w:hAnsi="Times New Roman"/>
+          <w:sz w:val="24"/>
         </w:rPr>
         <w:t xml:space="preserve"> Від Марка святого Євангелія читання.</w:t>
       </w:r>
@@ -17309,19 +17178,17 @@
       </w:pPr>
       <w:r>
         <w:rPr>
-          <w:rFonts w:ascii="Times New Roman" w:eastAsia="Times New Roman" w:hAnsi="Times New Roman" w:cs="Times New Roman"/>
-          <w:i/>
-          <w:color w:val="FF0000"/>
-          <w:sz w:val="24"/>
-          <w:szCs w:val="24"/>
+          <w:rFonts w:ascii="Times New Roman" w:hAnsi="Times New Roman"/>
+          <w:i/>
+          <w:color w:val="FF0000"/>
+          <w:sz w:val="24"/>
         </w:rPr>
         <w:t>Священник:</w:t>
       </w:r>
       <w:r>
         <w:rPr>
-          <w:rFonts w:ascii="Times New Roman" w:eastAsia="Times New Roman" w:hAnsi="Times New Roman" w:cs="Times New Roman"/>
-          <w:sz w:val="24"/>
-          <w:szCs w:val="24"/>
+          <w:rFonts w:ascii="Times New Roman" w:hAnsi="Times New Roman"/>
+          <w:sz w:val="24"/>
         </w:rPr>
         <w:t xml:space="preserve"> Благодаттю, і щедротами, і людинолюб’ям єдинородного Сина Твого, з яким Ти благословенний, із пресвятим, і благим, і животворчим твоїм Духом, нині, і повсякчас, і на віки віків.</w:t>
       </w:r>
@@ -18129,29 +17996,19 @@
       </w:pPr>
       <w:r>
         <w:rPr>
-          <w:rFonts w:ascii="Times New Roman" w:eastAsia="Times New Roman" w:hAnsi="Times New Roman" w:cs="Times New Roman"/>
-          <w:i/>
-          <w:color w:val="FF0000"/>
-          <w:sz w:val="24"/>
-          <w:szCs w:val="24"/>
+          <w:rFonts w:ascii="Times New Roman" w:hAnsi="Times New Roman"/>
+          <w:i/>
+          <w:color w:val="FF0000"/>
+          <w:sz w:val="24"/>
         </w:rPr>
         <w:t>Священник:</w:t>
       </w:r>
       <w:r>
         <w:rPr>
-          <w:rFonts w:ascii="Times New Roman" w:eastAsia="Times New Roman" w:hAnsi="Times New Roman" w:cs="Times New Roman"/>
-          <w:sz w:val="24"/>
-          <w:szCs w:val="24"/>
-        </w:rPr>
-        <w:t xml:space="preserve"> Бо Ти Бог наш і Тобі славу возсилаємо: Отцю, і Сину, і Святому Духові, нині, і повс</w:t>
-      </w:r>
-      <w:r>
-        <w:rPr>
-          <w:rFonts w:ascii="Times New Roman" w:eastAsia="Times New Roman" w:hAnsi="Times New Roman" w:cs="Times New Roman"/>
-          <w:sz w:val="24"/>
-          <w:szCs w:val="24"/>
-        </w:rPr>
-        <w:t>якчас, і на віки віків.</w:t>
+          <w:rFonts w:ascii="Times New Roman" w:hAnsi="Times New Roman"/>
+          <w:sz w:val="24"/>
+        </w:rPr>
+        <w:t xml:space="preserve"> Бо Ти Бог наш і Тобі славу возсилаємо: Отцю, і Сину, і Святому Духові, нині, і повсякчас, і на віки віків.</w:t>
       </w:r>
     </w:p>
     <w:p>
@@ -19206,20 +19063,17 @@
       </w:pPr>
       <w:r>
         <w:rPr>
-          <w:rFonts w:ascii="Times New Roman" w:eastAsia="Times New Roman" w:hAnsi="Times New Roman" w:cs="Times New Roman"/>
-          <w:i/>
-          <w:color w:val="FF0000"/>
-          <w:sz w:val="24"/>
-          <w:szCs w:val="24"/>
-        </w:rPr>
-        <w:lastRenderedPageBreak/>
+          <w:rFonts w:ascii="Times New Roman" w:hAnsi="Times New Roman"/>
+          <w:i/>
+          <w:color w:val="FF0000"/>
+          <w:sz w:val="24"/>
+        </w:rPr>
         <w:t>Священник:</w:t>
       </w:r>
       <w:r>
         <w:rPr>
-          <w:rFonts w:ascii="Times New Roman" w:eastAsia="Times New Roman" w:hAnsi="Times New Roman" w:cs="Times New Roman"/>
-          <w:sz w:val="24"/>
-          <w:szCs w:val="24"/>
+          <w:rFonts w:ascii="Times New Roman" w:hAnsi="Times New Roman"/>
+          <w:sz w:val="24"/>
         </w:rPr>
         <w:t xml:space="preserve"> Бо Ти цар миру і Спас душ наших – і Тобі славу возсилаємо, Отцю, і Сину, і Святому Духові, нині, і повсякчас, і на віки віків.</w:t>
       </w:r>
@@ -22235,19 +22089,17 @@
       </w:pPr>
       <w:r>
         <w:rPr>
-          <w:rFonts w:ascii="Times New Roman" w:eastAsia="Times New Roman" w:hAnsi="Times New Roman" w:cs="Times New Roman"/>
-          <w:i/>
-          <w:color w:val="FF0000"/>
-          <w:sz w:val="24"/>
-          <w:szCs w:val="24"/>
+          <w:rFonts w:ascii="Times New Roman" w:hAnsi="Times New Roman"/>
+          <w:i/>
+          <w:color w:val="FF0000"/>
+          <w:sz w:val="24"/>
         </w:rPr>
         <w:t>Священник:</w:t>
       </w:r>
       <w:r>
         <w:rPr>
-          <w:rFonts w:ascii="Times New Roman" w:eastAsia="Times New Roman" w:hAnsi="Times New Roman" w:cs="Times New Roman"/>
-          <w:sz w:val="24"/>
-          <w:szCs w:val="24"/>
+          <w:rFonts w:ascii="Times New Roman" w:hAnsi="Times New Roman"/>
+          <w:sz w:val="24"/>
         </w:rPr>
         <w:t xml:space="preserve"> Слава Тобі, що Світло нам показав! </w:t>
       </w:r>
@@ -23163,19 +23015,17 @@
       </w:pPr>
       <w:r>
         <w:rPr>
-          <w:rFonts w:ascii="Times New Roman" w:eastAsia="Times New Roman" w:hAnsi="Times New Roman" w:cs="Times New Roman"/>
-          <w:i/>
-          <w:color w:val="FF0000"/>
-          <w:sz w:val="24"/>
-          <w:szCs w:val="24"/>
+          <w:rFonts w:ascii="Times New Roman" w:hAnsi="Times New Roman"/>
+          <w:i/>
+          <w:color w:val="FF0000"/>
+          <w:sz w:val="24"/>
         </w:rPr>
         <w:t>Священник:</w:t>
       </w:r>
       <w:r>
         <w:rPr>
-          <w:rFonts w:ascii="Times New Roman" w:eastAsia="Times New Roman" w:hAnsi="Times New Roman" w:cs="Times New Roman"/>
-          <w:sz w:val="24"/>
-          <w:szCs w:val="24"/>
+          <w:rFonts w:ascii="Times New Roman" w:hAnsi="Times New Roman"/>
+          <w:sz w:val="24"/>
         </w:rPr>
         <w:t xml:space="preserve"> Бо милостивий і людинолюбний Бог єси, і Тобі славу возсилаємо, Отцю, і Сину, і Святому Духові, нині, і повсякчас, і на віки віків.</w:t>
       </w:r>
@@ -23743,19 +23593,17 @@
       </w:pPr>
       <w:r>
         <w:rPr>
-          <w:rFonts w:ascii="Times New Roman" w:eastAsia="Times New Roman" w:hAnsi="Times New Roman" w:cs="Times New Roman"/>
-          <w:i/>
-          <w:color w:val="FF0000"/>
-          <w:sz w:val="24"/>
-          <w:szCs w:val="24"/>
+          <w:rFonts w:ascii="Times New Roman" w:hAnsi="Times New Roman"/>
+          <w:i/>
+          <w:color w:val="FF0000"/>
+          <w:sz w:val="24"/>
         </w:rPr>
         <w:t>Священник:</w:t>
       </w:r>
       <w:r>
         <w:rPr>
-          <w:rFonts w:ascii="Times New Roman" w:eastAsia="Times New Roman" w:hAnsi="Times New Roman" w:cs="Times New Roman"/>
-          <w:sz w:val="24"/>
-          <w:szCs w:val="24"/>
+          <w:rFonts w:ascii="Times New Roman" w:hAnsi="Times New Roman"/>
+          <w:sz w:val="24"/>
         </w:rPr>
         <w:t xml:space="preserve"> Бо Ти – Бог милости, ласк і людинолюбности, і Тобі славу возсилаємо, Отцю, і Сину, і Святому Духові, нині, і повсякчас, і на віки віків.</w:t>
       </w:r>
@@ -23810,19 +23658,17 @@
       </w:pPr>
       <w:r>
         <w:rPr>
-          <w:rFonts w:ascii="Times New Roman" w:eastAsia="Times New Roman" w:hAnsi="Times New Roman" w:cs="Times New Roman"/>
-          <w:i/>
-          <w:color w:val="FF0000"/>
-          <w:sz w:val="24"/>
-          <w:szCs w:val="24"/>
+          <w:rFonts w:ascii="Times New Roman" w:hAnsi="Times New Roman"/>
+          <w:i/>
+          <w:color w:val="FF0000"/>
+          <w:sz w:val="24"/>
         </w:rPr>
         <w:t>Священник:</w:t>
       </w:r>
       <w:r>
         <w:rPr>
-          <w:rFonts w:ascii="Times New Roman" w:eastAsia="Times New Roman" w:hAnsi="Times New Roman" w:cs="Times New Roman"/>
-          <w:sz w:val="24"/>
-          <w:szCs w:val="24"/>
+          <w:rFonts w:ascii="Times New Roman" w:hAnsi="Times New Roman"/>
+          <w:sz w:val="24"/>
         </w:rPr>
         <w:t xml:space="preserve"> Мир всім.</w:t>
       </w:r>
@@ -23978,29 +23824,19 @@
       </w:pPr>
       <w:r>
         <w:rPr>
-          <w:rFonts w:ascii="Times New Roman" w:eastAsia="Times New Roman" w:hAnsi="Times New Roman" w:cs="Times New Roman"/>
-          <w:i/>
-          <w:color w:val="FF0000"/>
-          <w:sz w:val="24"/>
-          <w:szCs w:val="24"/>
+          <w:rFonts w:ascii="Times New Roman" w:hAnsi="Times New Roman"/>
+          <w:i/>
+          <w:color w:val="FF0000"/>
+          <w:sz w:val="24"/>
         </w:rPr>
         <w:t>Священник:</w:t>
       </w:r>
       <w:r>
         <w:rPr>
-          <w:rFonts w:ascii="Times New Roman" w:eastAsia="Times New Roman" w:hAnsi="Times New Roman" w:cs="Times New Roman"/>
-          <w:sz w:val="24"/>
-          <w:szCs w:val="24"/>
-        </w:rPr>
-        <w:t xml:space="preserve"> Бо до Тебе належить милувати і спасати нас, Бо</w:t>
-      </w:r>
-      <w:r>
-        <w:rPr>
-          <w:rFonts w:ascii="Times New Roman" w:eastAsia="Times New Roman" w:hAnsi="Times New Roman" w:cs="Times New Roman"/>
-          <w:sz w:val="24"/>
-          <w:szCs w:val="24"/>
-        </w:rPr>
-        <w:t>же наш, і Тобі славу возсилаємо, Отцю, і Сину, і Святому Духові, нині, і повсякчас, і на віки віків.</w:t>
+          <w:rFonts w:ascii="Times New Roman" w:hAnsi="Times New Roman"/>
+          <w:sz w:val="24"/>
+        </w:rPr>
+        <w:t xml:space="preserve"> Бо до Тебе належить милувати і спасати нас, Боже наш, і Тобі славу возсилаємо, Отцю, і Сину, і Святому Духові, нині, і повсякчас, і на віки віків.</w:t>
       </w:r>
     </w:p>
     <w:p>
@@ -24141,19 +23977,17 @@
       </w:pPr>
       <w:r>
         <w:rPr>
-          <w:rFonts w:ascii="Times New Roman" w:eastAsia="Times New Roman" w:hAnsi="Times New Roman" w:cs="Times New Roman"/>
-          <w:i/>
-          <w:color w:val="FF0000"/>
-          <w:sz w:val="24"/>
-          <w:szCs w:val="24"/>
+          <w:rFonts w:ascii="Times New Roman" w:hAnsi="Times New Roman"/>
+          <w:i/>
+          <w:color w:val="FF0000"/>
+          <w:sz w:val="24"/>
         </w:rPr>
         <w:t>Священник:</w:t>
       </w:r>
       <w:r>
         <w:rPr>
-          <w:rFonts w:ascii="Times New Roman" w:eastAsia="Times New Roman" w:hAnsi="Times New Roman" w:cs="Times New Roman"/>
-          <w:sz w:val="24"/>
-          <w:szCs w:val="24"/>
+          <w:rFonts w:ascii="Times New Roman" w:hAnsi="Times New Roman"/>
+          <w:sz w:val="24"/>
         </w:rPr>
         <w:t xml:space="preserve"> Благослове́нний Христо́с Бог наш, за́вжди, ни́ні, і повсякча́с, і на ві́ки вікі́в.</w:t>
       </w:r>
@@ -24206,19 +24040,17 @@
       </w:pPr>
       <w:r>
         <w:rPr>
-          <w:rFonts w:ascii="Times New Roman" w:eastAsia="Times New Roman" w:hAnsi="Times New Roman" w:cs="Times New Roman"/>
-          <w:i/>
-          <w:color w:val="FF0000"/>
-          <w:sz w:val="24"/>
-          <w:szCs w:val="24"/>
+          <w:rFonts w:ascii="Times New Roman" w:hAnsi="Times New Roman"/>
+          <w:i/>
+          <w:color w:val="FF0000"/>
+          <w:sz w:val="24"/>
         </w:rPr>
         <w:t>Священник:</w:t>
       </w:r>
       <w:r>
         <w:rPr>
-          <w:rFonts w:ascii="Times New Roman" w:eastAsia="Times New Roman" w:hAnsi="Times New Roman" w:cs="Times New Roman"/>
-          <w:sz w:val="24"/>
-          <w:szCs w:val="24"/>
+          <w:rFonts w:ascii="Times New Roman" w:hAnsi="Times New Roman"/>
+          <w:sz w:val="24"/>
         </w:rPr>
         <w:t xml:space="preserve"> Пресвята́ Богоро́дице, спаси́ нас.</w:t>
       </w:r>
@@ -24279,19 +24111,17 @@
       </w:pPr>
       <w:r>
         <w:rPr>
-          <w:rFonts w:ascii="Times New Roman" w:eastAsia="Times New Roman" w:hAnsi="Times New Roman" w:cs="Times New Roman"/>
-          <w:i/>
-          <w:color w:val="FF0000"/>
-          <w:sz w:val="24"/>
-          <w:szCs w:val="24"/>
+          <w:rFonts w:ascii="Times New Roman" w:hAnsi="Times New Roman"/>
+          <w:i/>
+          <w:color w:val="FF0000"/>
+          <w:sz w:val="24"/>
         </w:rPr>
         <w:t>Священник:</w:t>
       </w:r>
       <w:r>
         <w:rPr>
-          <w:rFonts w:ascii="Times New Roman" w:eastAsia="Times New Roman" w:hAnsi="Times New Roman" w:cs="Times New Roman"/>
-          <w:sz w:val="24"/>
-          <w:szCs w:val="24"/>
+          <w:rFonts w:ascii="Times New Roman" w:hAnsi="Times New Roman"/>
+          <w:sz w:val="24"/>
         </w:rPr>
         <w:t xml:space="preserve"> Сла́ва Тобі́, Хри́сте Бо́же, упова́ння на́ше, сла́ва Тобі́!</w:t>
       </w:r>
@@ -24361,46 +24191,37 @@
     </w:p>
     <w:p>
       <w:pPr>
-        <w:spacing w:after="120" w:line="240" w:lineRule="auto"/>
-        <w:rPr>
-          <w:rFonts w:ascii="Times New Roman" w:eastAsia="Times New Roman" w:hAnsi="Times New Roman" w:cs="Times New Roman"/>
-          <w:sz w:val="24"/>
-          <w:szCs w:val="24"/>
-        </w:rPr>
-      </w:pPr>
-      <w:r>
-        <w:rPr>
-          <w:rFonts w:ascii="Times New Roman" w:eastAsia="Times New Roman" w:hAnsi="Times New Roman" w:cs="Times New Roman"/>
-          <w:i/>
-          <w:color w:val="FF0000"/>
-          <w:sz w:val="24"/>
-          <w:szCs w:val="24"/>
+        <w:spacing w:after="120"/>
+      </w:pPr>
+      <w:r>
+        <w:rPr>
+          <w:rFonts w:ascii="Times New Roman" w:hAnsi="Times New Roman"/>
+          <w:i/>
+          <w:color w:val="FF0000"/>
+          <w:sz w:val="24"/>
         </w:rPr>
         <w:t>Священник:</w:t>
       </w:r>
       <w:r>
         <w:rPr>
-          <w:rFonts w:ascii="Times New Roman" w:eastAsia="Times New Roman" w:hAnsi="Times New Roman" w:cs="Times New Roman"/>
-          <w:sz w:val="24"/>
-          <w:szCs w:val="24"/>
+          <w:rFonts w:ascii="Times New Roman" w:hAnsi="Times New Roman"/>
+          <w:sz w:val="24"/>
         </w:rPr>
         <w:t xml:space="preserve"> Христос, що воскрес із мертвих, істинний Бог наш - молитвами пречистої Своєї Матері, святих славних і всехвальних апостолів, і святого, </w:t>
       </w:r>
       <w:r>
         <w:rPr>
-          <w:rFonts w:ascii="Times New Roman" w:eastAsia="Times New Roman" w:hAnsi="Times New Roman" w:cs="Times New Roman"/>
-          <w:i/>
-          <w:color w:val="FF0000"/>
-          <w:sz w:val="24"/>
-          <w:szCs w:val="24"/>
+          <w:rFonts w:ascii="Times New Roman" w:hAnsi="Times New Roman"/>
+          <w:i/>
+          <w:color w:val="FF0000"/>
+          <w:sz w:val="24"/>
         </w:rPr>
         <w:t>якого є храм</w:t>
       </w:r>
       <w:r>
         <w:rPr>
-          <w:rFonts w:ascii="Times New Roman" w:eastAsia="Times New Roman" w:hAnsi="Times New Roman" w:cs="Times New Roman"/>
-          <w:sz w:val="24"/>
-          <w:szCs w:val="24"/>
+          <w:rFonts w:ascii="Times New Roman" w:hAnsi="Times New Roman"/>
+          <w:sz w:val="24"/>
         </w:rPr>
         <w:t>, і преподобного отця нашого Патапія, і всіх святих - помилує і спасе нас як благий і людинолюбний.</w:t>
       </w:r>

--- a/flow/20230914_vu_template/drafts/2024-12-u/08-НД-24_ПП-Патапія-г7.docx
+++ b/flow/20230914_vu_template/drafts/2024-12-u/08-НД-24_ПП-Патапія-г7.docx
@@ -15977,7 +15977,7 @@
           <w:sz w:val="24"/>
           <w:szCs w:val="24"/>
         </w:rPr>
-        <w:t>(3 р.)</w:t>
+        <w:t>(3 р.)</w:t>
       </w:r>
       <w:r>
         <w:rPr>
